--- a/looogen-备案材料/大模型备案申报材料-北京优酷科技有限公司-Looogen/8-附件8-关于模型不用于儿童智能电子产品语音问答服务的声明/附件8-关于模型不用于儿童智能电子产品语音问答服务的声明.docx
+++ b/looogen-备案材料/大模型备案申报材料-北京优酷科技有限公司-Looogen/8-附件8-关于模型不用于儿童智能电子产品语音问答服务的声明/附件8-关于模型不用于儿童智能电子产品语音问答服务的声明.docx
@@ -93,7 +93,7 @@
           <w:b w:val="0"/>
           <w:sz w:val="32"/>
         </w:rPr>
-        <w:t>我司郑重声明：Looogen模型及服务仅面向年满18周岁的成年用户，用于辅助内容创作的文字、图片、视频、音频生成与编辑，不用于儿童智能电子产品（包括但不限于儿童智能手表、儿童学习机、儿童智能音箱、儿童陪伴机器人、早教机等）的语音问答服务。</w:t>
+        <w:t>我司郑重声明：Looogen模型及服务仅面向年满18周岁的成年用户，用于短剧、影视内容的AI辅助制作，不用于儿童智能电子产品（包括但不限于儿童智能手表、儿童学习机、儿童智能音箱、儿童陪伴机器人、早教机等）的语音问答服务。</w:t>
       </w:r>
     </w:p>
     <w:p>
